--- a/Version2/Ex6/code hiện tại.docx
+++ b/Version2/Ex6/code hiện tại.docx
@@ -1105,13 +1105,13 @@
     </w:p>
     <w:p>
       <w:r>
-        <w:t>from modules.voice import AndroidVoice  # &lt;--- [PHASE 9] Import giọng nói</w:t>
-      </w:r>
-    </w:p>
-    <w:p/>
-    <w:p>
-      <w:r>
-        <w:t># --- CLASS CAMERA ĐA LUỒNG ---</w:t>
+        <w:t>from modules.voice import AndroidVoice</w:t>
+      </w:r>
+    </w:p>
+    <w:p/>
+    <w:p>
+      <w:r>
+        <w:t># --- CLASS CAMERA ---</w:t>
       </w:r>
     </w:p>
     <w:p>
@@ -1207,7 +1207,7 @@
     <w:p/>
     <w:p>
       <w:r>
-        <w:t># --- CLASS AI TỰ HỌC &amp; GIỌNG NÓI ---</w:t>
+        <w:t># --- CLASS AI ---</w:t>
       </w:r>
     </w:p>
     <w:p>
@@ -1242,7 +1242,7 @@
     </w:p>
     <w:p>
       <w:r>
-        <w:t xml:space="preserve">        # [PHASE 9] Khởi tạo giọng nói</w:t>
+        <w:t xml:space="preserve">        # Giọng nói</w:t>
       </w:r>
     </w:p>
     <w:p>
@@ -1252,27 +1252,48 @@
     </w:p>
     <w:p>
       <w:r>
-        <w:t xml:space="preserve">        self.last_speak_time = 0    # Thời điểm nói lần cuối</w:t>
-      </w:r>
-    </w:p>
-    <w:p>
-      <w:r>
-        <w:t xml:space="preserve">        self.speak_cooldown = 5.0   # Robot nghỉ 5 giây mới nói câu tiếp</w:t>
-      </w:r>
-    </w:p>
-    <w:p>
-      <w:r>
-        <w:t xml:space="preserve">        self.last_status = "" #Biến nhớ xem lúc nãy vừa gặp ai</w:t>
-      </w:r>
-    </w:p>
-    <w:p>
-      <w:r>
         <w:t xml:space="preserve">        </w:t>
       </w:r>
     </w:p>
     <w:p>
       <w:r>
-        <w:t xml:space="preserve">        # Đường dẫn dữ liệu</w:t>
+        <w:t xml:space="preserve">        # [FIX 1] Biến quản lý thời gian nói</w:t>
+      </w:r>
+    </w:p>
+    <w:p>
+      <w:r>
+        <w:t xml:space="preserve">        self.last_speak_time = 0    </w:t>
+      </w:r>
+    </w:p>
+    <w:p>
+      <w:r>
+        <w:t xml:space="preserve">        self.last_status = "NOBODY" # Lưu người cuối cùng gặp</w:t>
+      </w:r>
+    </w:p>
+    <w:p>
+      <w:r>
+        <w:t xml:space="preserve">        </w:t>
+      </w:r>
+    </w:p>
+    <w:p>
+      <w:r>
+        <w:t xml:space="preserve">        # [FIX 2] Tốc độ học (Chụp chậm lại)</w:t>
+      </w:r>
+    </w:p>
+    <w:p>
+      <w:r>
+        <w:t xml:space="preserve">        self.last_capture_time = 0</w:t>
+      </w:r>
+    </w:p>
+    <w:p>
+      <w:r>
+        <w:t xml:space="preserve">        self.capture_delay = 0.4    # Chụp 1 ảnh mỗi 0.4 giây</w:t>
+      </w:r>
+    </w:p>
+    <w:p/>
+    <w:p>
+      <w:r>
+        <w:t xml:space="preserve">        # Cấu hình thư mục</w:t>
       </w:r>
     </w:p>
     <w:p>
@@ -1297,11 +1318,6 @@
     </w:p>
     <w:p>
       <w:r>
-        <w:t xml:space="preserve">        # Tạo thư mục</w:t>
-      </w:r>
-    </w:p>
-    <w:p>
-      <w:r>
         <w:t xml:space="preserve">        if not os.path.exists(self.dataset_dir): os.makedirs(self.dataset_dir)</w:t>
       </w:r>
     </w:p>
@@ -1313,18 +1329,145 @@
     <w:p/>
     <w:p>
       <w:r>
-        <w:t xml:space="preserve">        # Khởi tạo AI</w:t>
-      </w:r>
-    </w:p>
-    <w:p>
-      <w:r>
         <w:t xml:space="preserve">        self.face_cascade = cv2.CascadeClassifier(cv2.data.haarcascades + "haarcascade_frontalface_default.xml")</w:t>
       </w:r>
     </w:p>
     <w:p>
       <w:r>
+        <w:t xml:space="preserve">        self.recognizer = cv2.face.LBPHFaceRecognizer_create()</w:t>
+      </w:r>
+    </w:p>
+    <w:p>
+      <w:r>
+        <w:t xml:space="preserve">        </w:t>
+      </w:r>
+    </w:p>
+    <w:p>
+      <w:r>
+        <w:t xml:space="preserve">        self.is_trained = False</w:t>
+      </w:r>
+    </w:p>
+    <w:p>
+      <w:r>
+        <w:t xml:space="preserve">        if os.path.exists(self.trainer_file):</w:t>
+      </w:r>
+    </w:p>
+    <w:p>
+      <w:r>
+        <w:t xml:space="preserve">            try:</w:t>
+      </w:r>
+    </w:p>
+    <w:p>
+      <w:r>
+        <w:t xml:space="preserve">                self.recognizer.read(self.trainer_file)</w:t>
+      </w:r>
+    </w:p>
+    <w:p>
+      <w:r>
+        <w:t xml:space="preserve">                self.is_trained = True</w:t>
+      </w:r>
+    </w:p>
+    <w:p>
+      <w:r>
+        <w:t xml:space="preserve">                print("[AI] Da load tri nho!")</w:t>
+      </w:r>
+    </w:p>
+    <w:p>
+      <w:r>
+        <w:t xml:space="preserve">            except: pass</w:t>
+      </w:r>
+    </w:p>
+    <w:p>
+      <w:r>
+        <w:t xml:space="preserve">        else: print("[AI] Chua co tri nho!")</w:t>
+      </w:r>
+    </w:p>
+    <w:p/>
+    <w:p>
+      <w:r>
+        <w:t xml:space="preserve">        self.target_width = 640</w:t>
+      </w:r>
+    </w:p>
+    <w:p>
+      <w:r>
+        <w:t xml:space="preserve">        self.center_min = 0.4</w:t>
+      </w:r>
+    </w:p>
+    <w:p>
+      <w:r>
+        <w:t xml:space="preserve">        self.center_max = 0.6</w:t>
+      </w:r>
+    </w:p>
+    <w:p>
+      <w:r>
+        <w:t xml:space="preserve">        </w:t>
+      </w:r>
+    </w:p>
+    <w:p>
+      <w:r>
+        <w:t xml:space="preserve">        # Biến học tập</w:t>
+      </w:r>
+    </w:p>
+    <w:p>
+      <w:r>
+        <w:t xml:space="preserve">        self.is_learning = False</w:t>
+      </w:r>
+    </w:p>
+    <w:p>
+      <w:r>
+        <w:t xml:space="preserve">        self.learning_count = 0</w:t>
+      </w:r>
+    </w:p>
+    <w:p>
+      <w:r>
+        <w:t xml:space="preserve">        self.target_count = 0</w:t>
+      </w:r>
+    </w:p>
+    <w:p>
+      <w:r>
+        <w:t xml:space="preserve">        self.learning_id = 1</w:t>
+      </w:r>
+    </w:p>
+    <w:p>
+      <w:r>
+        <w:t xml:space="preserve">        self.max_samples = 50</w:t>
+      </w:r>
+    </w:p>
+    <w:p/>
+    <w:p>
+      <w:r>
+        <w:t xml:space="preserve">    def start_learning(self, user_id):</w:t>
+      </w:r>
+    </w:p>
+    <w:p>
+      <w:r>
+        <w:t xml:space="preserve">        self.is_learning = True</w:t>
+      </w:r>
+    </w:p>
+    <w:p>
+      <w:r>
+        <w:t xml:space="preserve">        self.learning_id = user_id</w:t>
+      </w:r>
+    </w:p>
+    <w:p>
+      <w:r>
+        <w:t xml:space="preserve">        path = self.dataset_dir</w:t>
+      </w:r>
+    </w:p>
+    <w:p>
+      <w:r>
         <w:lastRenderedPageBreak/>
-        <w:t xml:space="preserve">        self.recognizer = cv2.face.LBPHFaceRecognizer_create()</w:t>
+        <w:t xml:space="preserve">        existing = [f for f in os.listdir(path) if f.startswith(f"User.{user_id}.")]</w:t>
+      </w:r>
+    </w:p>
+    <w:p>
+      <w:r>
+        <w:t xml:space="preserve">        self.learning_count = len(existing)</w:t>
+      </w:r>
+    </w:p>
+    <w:p>
+      <w:r>
+        <w:t xml:space="preserve">        self.target_count = self.learning_count + self.max_samples</w:t>
       </w:r>
     </w:p>
     <w:p>
@@ -1334,17 +1477,63 @@
     </w:p>
     <w:p>
       <w:r>
-        <w:t xml:space="preserve">        # Load não bộ</w:t>
-      </w:r>
-    </w:p>
-    <w:p>
-      <w:r>
-        <w:t xml:space="preserve">        self.is_trained = False</w:t>
-      </w:r>
-    </w:p>
-    <w:p>
-      <w:r>
-        <w:t xml:space="preserve">        if os.path.exists(self.trainer_file):</w:t>
+        <w:t xml:space="preserve">        # Reset thời gian để bắt đầu chụp</w:t>
+      </w:r>
+    </w:p>
+    <w:p>
+      <w:r>
+        <w:t xml:space="preserve">        self.last_capture_time = time.time()</w:t>
+      </w:r>
+    </w:p>
+    <w:p>
+      <w:r>
+        <w:t xml:space="preserve">        </w:t>
+      </w:r>
+    </w:p>
+    <w:p>
+      <w:r>
+        <w:t xml:space="preserve">        self.voice.say("Bắt đầu học dữ liệu mới")</w:t>
+      </w:r>
+    </w:p>
+    <w:p>
+      <w:r>
+        <w:t xml:space="preserve">        print(f"\n[AI] Hoc ID: {user_id}. Muc tieu: {self.target_count}")</w:t>
+      </w:r>
+    </w:p>
+    <w:p/>
+    <w:p>
+      <w:r>
+        <w:t xml:space="preserve">    def train_model(self):</w:t>
+      </w:r>
+    </w:p>
+    <w:p>
+      <w:r>
+        <w:t xml:space="preserve">        print("[AI] Training...")</w:t>
+      </w:r>
+    </w:p>
+    <w:p>
+      <w:r>
+        <w:t xml:space="preserve">        path = self.dataset_dir</w:t>
+      </w:r>
+    </w:p>
+    <w:p>
+      <w:r>
+        <w:t xml:space="preserve">        imagePaths = [os.path.join(path, f) for f in os.listdir(path) if f.endswith("jpg")]</w:t>
+      </w:r>
+    </w:p>
+    <w:p>
+      <w:r>
+        <w:t xml:space="preserve">        faceSamples, ids = [], []</w:t>
+      </w:r>
+    </w:p>
+    <w:p>
+      <w:r>
+        <w:t xml:space="preserve">        </w:t>
+      </w:r>
+    </w:p>
+    <w:p>
+      <w:r>
+        <w:t xml:space="preserve">        for imagePath in imagePaths:</w:t>
       </w:r>
     </w:p>
     <w:p>
@@ -1354,27 +1543,513 @@
     </w:p>
     <w:p>
       <w:r>
-        <w:t xml:space="preserve">                self.recognizer.read(self.trainer_file)</w:t>
-      </w:r>
-    </w:p>
-    <w:p>
-      <w:r>
-        <w:t xml:space="preserve">                self.is_trained = True</w:t>
-      </w:r>
-    </w:p>
-    <w:p>
-      <w:r>
-        <w:t xml:space="preserve">                print("[AI] Da load tri nho thanh cong!")</w:t>
-      </w:r>
-    </w:p>
-    <w:p>
-      <w:r>
-        <w:t xml:space="preserve">            except:</w:t>
-      </w:r>
-    </w:p>
-    <w:p>
-      <w:r>
-        <w:t xml:space="preserve">                print("[AI] File tri nho loi, can hoc lai!")</w:t>
+        <w:t xml:space="preserve">                PIL_img = Image.open(imagePath).convert('L')</w:t>
+      </w:r>
+    </w:p>
+    <w:p>
+      <w:r>
+        <w:t xml:space="preserve">                img_numpy = np.array(PIL_img, 'uint8')</w:t>
+      </w:r>
+    </w:p>
+    <w:p>
+      <w:r>
+        <w:t xml:space="preserve">                id = int(os.path.split(imagePath)[-1].split(".")[1])</w:t>
+      </w:r>
+    </w:p>
+    <w:p>
+      <w:r>
+        <w:t xml:space="preserve">                faces = self.face_cascade.detectMultiScale(img_numpy)</w:t>
+      </w:r>
+    </w:p>
+    <w:p>
+      <w:r>
+        <w:t xml:space="preserve">                for (x, y, w, h) in faces:</w:t>
+      </w:r>
+    </w:p>
+    <w:p>
+      <w:r>
+        <w:t xml:space="preserve">                    faceSamples.append(img_numpy[y:y+h, x:x+w])</w:t>
+      </w:r>
+    </w:p>
+    <w:p>
+      <w:r>
+        <w:t xml:space="preserve">                    ids.append(id)</w:t>
+      </w:r>
+    </w:p>
+    <w:p>
+      <w:r>
+        <w:t xml:space="preserve">            except: pass</w:t>
+      </w:r>
+    </w:p>
+    <w:p>
+      <w:r>
+        <w:t xml:space="preserve">        </w:t>
+      </w:r>
+    </w:p>
+    <w:p>
+      <w:r>
+        <w:t xml:space="preserve">        if len(ids) &gt; 0:</w:t>
+      </w:r>
+    </w:p>
+    <w:p>
+      <w:r>
+        <w:t xml:space="preserve">            self.recognizer.train(faceSamples, np.array(ids))</w:t>
+      </w:r>
+    </w:p>
+    <w:p>
+      <w:r>
+        <w:lastRenderedPageBreak/>
+        <w:t xml:space="preserve">            self.recognizer.write(self.trainer_file)</w:t>
+      </w:r>
+    </w:p>
+    <w:p>
+      <w:r>
+        <w:t xml:space="preserve">            self.is_trained = True</w:t>
+      </w:r>
+    </w:p>
+    <w:p>
+      <w:r>
+        <w:t xml:space="preserve">            print("[AI] Training Done!")</w:t>
+      </w:r>
+    </w:p>
+    <w:p>
+      <w:r>
+        <w:t xml:space="preserve">            self.voice.say("Đã học xong")</w:t>
+      </w:r>
+    </w:p>
+    <w:p>
+      <w:r>
+        <w:t xml:space="preserve">        else: print("[AI] Khong co du lieu.")</w:t>
+      </w:r>
+    </w:p>
+    <w:p/>
+    <w:p>
+      <w:r>
+        <w:t xml:space="preserve">    def process_frame(self):</w:t>
+      </w:r>
+    </w:p>
+    <w:p>
+      <w:r>
+        <w:t xml:space="preserve">        frame = self.vs.read()</w:t>
+      </w:r>
+    </w:p>
+    <w:p>
+      <w:r>
+        <w:t xml:space="preserve">        if frame is None: return None, "S"</w:t>
+      </w:r>
+    </w:p>
+    <w:p/>
+    <w:p>
+      <w:r>
+        <w:t xml:space="preserve">        # Resize</w:t>
+      </w:r>
+    </w:p>
+    <w:p>
+      <w:r>
+        <w:t xml:space="preserve">        height, width = frame.shape[:2]</w:t>
+      </w:r>
+    </w:p>
+    <w:p>
+      <w:r>
+        <w:t xml:space="preserve">        ratio = self.target_width / float(width)</w:t>
+      </w:r>
+    </w:p>
+    <w:p>
+      <w:r>
+        <w:t xml:space="preserve">        new_height = int(height * ratio)</w:t>
+      </w:r>
+    </w:p>
+    <w:p>
+      <w:r>
+        <w:t xml:space="preserve">        frame = cv2.resize(frame, (self.target_width, new_height))</w:t>
+      </w:r>
+    </w:p>
+    <w:p>
+      <w:r>
+        <w:t xml:space="preserve">        gray = cv2.cvtColor(frame, cv2.COLOR_BGR2GRAY)</w:t>
+      </w:r>
+    </w:p>
+    <w:p>
+      <w:r>
+        <w:t xml:space="preserve">        faces = self.face_cascade.detectMultiScale(gray, 1.2, 5)</w:t>
+      </w:r>
+    </w:p>
+    <w:p/>
+    <w:p>
+      <w:r>
+        <w:t xml:space="preserve">        command = "S"</w:t>
+      </w:r>
+    </w:p>
+    <w:p>
+      <w:r>
+        <w:t xml:space="preserve">        status_text = "DUNG"</w:t>
+      </w:r>
+    </w:p>
+    <w:p>
+      <w:r>
+        <w:t xml:space="preserve">        color = (0, 0, 255)</w:t>
+      </w:r>
+    </w:p>
+    <w:p>
+      <w:r>
+        <w:t xml:space="preserve">        current_time = time.time()</w:t>
+      </w:r>
+    </w:p>
+    <w:p>
+      <w:r>
+        <w:t xml:space="preserve">        </w:t>
+      </w:r>
+    </w:p>
+    <w:p>
+      <w:r>
+        <w:t xml:space="preserve">        # Mặc định là NOBODY, nhưng khoan hãy reset last_status vội!</w:t>
+      </w:r>
+    </w:p>
+    <w:p>
+      <w:r>
+        <w:t xml:space="preserve">        current_status = "NOBODY"</w:t>
+      </w:r>
+    </w:p>
+    <w:p/>
+    <w:p>
+      <w:r>
+        <w:t xml:space="preserve">        # --- CHẾ ĐỘ 1: ĐANG HỌC ---</w:t>
+      </w:r>
+    </w:p>
+    <w:p>
+      <w:r>
+        <w:t xml:space="preserve">        if self.is_learning:</w:t>
+      </w:r>
+    </w:p>
+    <w:p>
+      <w:r>
+        <w:t xml:space="preserve">            cv2.putText(frame, f"HOC: {self.learning_count}/{self.target_count}", (20, 40), </w:t>
+      </w:r>
+    </w:p>
+    <w:p>
+      <w:r>
+        <w:lastRenderedPageBreak/>
+        <w:t xml:space="preserve">                        cv2.FONT_HERSHEY_SIMPLEX, 1.0, (0, 255, 255), 2)</w:t>
+      </w:r>
+    </w:p>
+    <w:p>
+      <w:r>
+        <w:t xml:space="preserve">            </w:t>
+      </w:r>
+    </w:p>
+    <w:p>
+      <w:r>
+        <w:t xml:space="preserve">            for (x, y, w, h) in faces:</w:t>
+      </w:r>
+    </w:p>
+    <w:p>
+      <w:r>
+        <w:t xml:space="preserve">                cv2.rectangle(frame, (x, y), (x+w, y+h), (0, 255, 255), 2)</w:t>
+      </w:r>
+    </w:p>
+    <w:p>
+      <w:r>
+        <w:t xml:space="preserve">                </w:t>
+      </w:r>
+    </w:p>
+    <w:p>
+      <w:r>
+        <w:t xml:space="preserve">                # [FIX 2] Chỉ chụp nếu đã qua 0.4 giây</w:t>
+      </w:r>
+    </w:p>
+    <w:p>
+      <w:r>
+        <w:t xml:space="preserve">                if (current_time - self.last_capture_time) &gt; self.capture_delay:</w:t>
+      </w:r>
+    </w:p>
+    <w:p>
+      <w:r>
+        <w:t xml:space="preserve">                    self.learning_count += 1</w:t>
+      </w:r>
+    </w:p>
+    <w:p>
+      <w:r>
+        <w:t xml:space="preserve">                    file_name = f"User.{self.learning_id}.{self.learning_count}.jpg"</w:t>
+      </w:r>
+    </w:p>
+    <w:p>
+      <w:r>
+        <w:t xml:space="preserve">                    cv2.imwrite(os.path.join(self.dataset_dir, file_name), gray[y:y+h, x:x+w])</w:t>
+      </w:r>
+    </w:p>
+    <w:p>
+      <w:r>
+        <w:t xml:space="preserve">                    </w:t>
+      </w:r>
+    </w:p>
+    <w:p>
+      <w:r>
+        <w:t xml:space="preserve">                    self.last_capture_time = current_time </w:t>
+      </w:r>
+    </w:p>
+    <w:p>
+      <w:r>
+        <w:t xml:space="preserve">                    </w:t>
+      </w:r>
+    </w:p>
+    <w:p>
+      <w:r>
+        <w:t xml:space="preserve">                    if self.learning_count &gt;= self.target_count:</w:t>
+      </w:r>
+    </w:p>
+    <w:p>
+      <w:r>
+        <w:t xml:space="preserve">                        self.is_learning = False</w:t>
+      </w:r>
+    </w:p>
+    <w:p>
+      <w:r>
+        <w:t xml:space="preserve">                        cv2.putText(frame, "TRAINING...", (20, 80), cv2.FONT_HERSHEY_SIMPLEX, 0.8, (0, 255, 0), 2)</w:t>
+      </w:r>
+    </w:p>
+    <w:p>
+      <w:r>
+        <w:t xml:space="preserve">                        cv2.imshow("ROBOT AI VISION", frame)</w:t>
+      </w:r>
+    </w:p>
+    <w:p>
+      <w:r>
+        <w:t xml:space="preserve">                        cv2.waitKey(500)</w:t>
+      </w:r>
+    </w:p>
+    <w:p>
+      <w:r>
+        <w:t xml:space="preserve">                        self.train_model()</w:t>
+      </w:r>
+    </w:p>
+    <w:p>
+      <w:r>
+        <w:t xml:space="preserve">            </w:t>
+      </w:r>
+    </w:p>
+    <w:p>
+      <w:r>
+        <w:t xml:space="preserve">            return frame, "S"</w:t>
+      </w:r>
+    </w:p>
+    <w:p/>
+    <w:p>
+      <w:r>
+        <w:t xml:space="preserve">        # --- CHẾ ĐỘ 2: NHẬN DIỆN ---</w:t>
+      </w:r>
+    </w:p>
+    <w:p>
+      <w:r>
+        <w:t xml:space="preserve">        for (x, y, w, h) in faces:</w:t>
+      </w:r>
+    </w:p>
+    <w:p>
+      <w:r>
+        <w:t xml:space="preserve">            if self.is_trained:</w:t>
+      </w:r>
+    </w:p>
+    <w:p>
+      <w:r>
+        <w:t xml:space="preserve">                try:</w:t>
+      </w:r>
+    </w:p>
+    <w:p>
+      <w:r>
+        <w:t xml:space="preserve">                    id, confidence = self.recognizer.predict(gray[y:y+h, x:x+w])</w:t>
+      </w:r>
+    </w:p>
+    <w:p>
+      <w:r>
+        <w:t xml:space="preserve">                    conf_str = f"Diff: {round(confidence)}"</w:t>
+      </w:r>
+    </w:p>
+    <w:p>
+      <w:r>
+        <w:lastRenderedPageBreak/>
+        <w:t xml:space="preserve">                    </w:t>
+      </w:r>
+    </w:p>
+    <w:p>
+      <w:r>
+        <w:t xml:space="preserve">                    if confidence &lt; 85: </w:t>
+      </w:r>
+    </w:p>
+    <w:p>
+      <w:r>
+        <w:t xml:space="preserve">                        name = f"ID {id}"</w:t>
+      </w:r>
+    </w:p>
+    <w:p>
+      <w:r>
+        <w:t xml:space="preserve">                        if id == 1: </w:t>
+      </w:r>
+    </w:p>
+    <w:p>
+      <w:r>
+        <w:t xml:space="preserve">                            name = "MASTER"</w:t>
+      </w:r>
+    </w:p>
+    <w:p>
+      <w:r>
+        <w:t xml:space="preserve">                            current_status = "MASTER"</w:t>
+      </w:r>
+    </w:p>
+    <w:p>
+      <w:r>
+        <w:t xml:space="preserve">                            color = (0, 255, 0)</w:t>
+      </w:r>
+    </w:p>
+    <w:p>
+      <w:r>
+        <w:t xml:space="preserve">                            # Điều khiển</w:t>
+      </w:r>
+    </w:p>
+    <w:p>
+      <w:r>
+        <w:t xml:space="preserve">                            center_x = (x + w/2) / self.target_width</w:t>
+      </w:r>
+    </w:p>
+    <w:p>
+      <w:r>
+        <w:t xml:space="preserve">                            if center_x &lt; self.center_min: command = "L"</w:t>
+      </w:r>
+    </w:p>
+    <w:p>
+      <w:r>
+        <w:t xml:space="preserve">                            elif center_x &gt; self.center_max: command = "R"</w:t>
+      </w:r>
+    </w:p>
+    <w:p>
+      <w:r>
+        <w:t xml:space="preserve">                            else: command = "W"</w:t>
+      </w:r>
+    </w:p>
+    <w:p>
+      <w:r>
+        <w:t xml:space="preserve">                        else:</w:t>
+      </w:r>
+    </w:p>
+    <w:p>
+      <w:r>
+        <w:t xml:space="preserve">                            name = f"USER {id}"</w:t>
+      </w:r>
+    </w:p>
+    <w:p>
+      <w:r>
+        <w:t xml:space="preserve">                            current_status = "USER"</w:t>
+      </w:r>
+    </w:p>
+    <w:p>
+      <w:r>
+        <w:t xml:space="preserve">                            color = (255, 255, 0)</w:t>
+      </w:r>
+    </w:p>
+    <w:p>
+      <w:r>
+        <w:t xml:space="preserve">                    else:</w:t>
+      </w:r>
+    </w:p>
+    <w:p>
+      <w:r>
+        <w:t xml:space="preserve">                        name = "NGUOI LA"</w:t>
+      </w:r>
+    </w:p>
+    <w:p>
+      <w:r>
+        <w:t xml:space="preserve">                        current_status = "STRANGER"</w:t>
+      </w:r>
+    </w:p>
+    <w:p>
+      <w:r>
+        <w:t xml:space="preserve">                        color = (0, 0, 255)</w:t>
+      </w:r>
+    </w:p>
+    <w:p>
+      <w:r>
+        <w:t xml:space="preserve">                        status_text = "CANH BAO"</w:t>
+      </w:r>
+    </w:p>
+    <w:p>
+      <w:r>
+        <w:t xml:space="preserve">                    </w:t>
+      </w:r>
+    </w:p>
+    <w:p>
+      <w:r>
+        <w:t xml:space="preserve">                    cv2.putText(frame, conf_str, (x, y+h+25), cv2.FONT_HERSHEY_SIMPLEX, 0.6, (255,255,255), 1)</w:t>
+      </w:r>
+    </w:p>
+    <w:p>
+      <w:r>
+        <w:t xml:space="preserve">                except: name = "LOI"</w:t>
+      </w:r>
+    </w:p>
+    <w:p>
+      <w:r>
+        <w:t xml:space="preserve">            else:</w:t>
+      </w:r>
+    </w:p>
+    <w:p>
+      <w:r>
+        <w:t xml:space="preserve">                name = "CHUA HOC"</w:t>
+      </w:r>
+    </w:p>
+    <w:p>
+      <w:r>
+        <w:t xml:space="preserve">                status_text = "BAM 'N'"</w:t>
+      </w:r>
+    </w:p>
+    <w:p/>
+    <w:p>
+      <w:r>
+        <w:lastRenderedPageBreak/>
+        <w:t xml:space="preserve">            cv2.rectangle(frame, (x, y), (x+w, y+h), color, 2)</w:t>
+      </w:r>
+    </w:p>
+    <w:p>
+      <w:r>
+        <w:t xml:space="preserve">            cv2.putText(frame, str(name), (x, y-10), cv2.FONT_HERSHEY_SIMPLEX, 0.9, color, 2)</w:t>
+      </w:r>
+    </w:p>
+    <w:p>
+      <w:r>
+        <w:t xml:space="preserve">            break </w:t>
+      </w:r>
+    </w:p>
+    <w:p/>
+    <w:p>
+      <w:r>
+        <w:t xml:space="preserve">        # --- LOGIC NÓI THÔNG MINH (SỬA LỖI RESET) ---</w:t>
+      </w:r>
+    </w:p>
+    <w:p>
+      <w:r>
+        <w:t xml:space="preserve">        </w:t>
+      </w:r>
+    </w:p>
+    <w:p>
+      <w:r>
+        <w:t xml:space="preserve">        # Nếu không có ai -&gt; Bỏ qua, KHÔNG reset trạng thái cũ</w:t>
+      </w:r>
+    </w:p>
+    <w:p>
+      <w:r>
+        <w:t xml:space="preserve">        # Để khi Master quay lại, robot vẫn nhớ "À, người cuối cùng mình gặp là Master"</w:t>
+      </w:r>
+    </w:p>
+    <w:p>
+      <w:r>
+        <w:t xml:space="preserve">        if current_status == "NOBODY":</w:t>
+      </w:r>
+    </w:p>
+    <w:p>
+      <w:r>
+        <w:t xml:space="preserve">            pass </w:t>
+      </w:r>
+    </w:p>
+    <w:p>
+      <w:r>
+        <w:t xml:space="preserve">            </w:t>
       </w:r>
     </w:p>
     <w:p>
@@ -1384,7 +2059,146 @@
     </w:p>
     <w:p>
       <w:r>
-        <w:t xml:space="preserve">            print("[AI] Chua tim thay file trainer.yml!")</w:t>
+        <w:t xml:space="preserve">            # 1. Nếu gặp người KHÁC với người lần cuối mình chào</w:t>
+      </w:r>
+    </w:p>
+    <w:p>
+      <w:r>
+        <w:t xml:space="preserve">            # (Ví dụ: Lần cuối chào Master, giờ gặp Người lạ -&gt; Báo ngay)</w:t>
+      </w:r>
+    </w:p>
+    <w:p>
+      <w:r>
+        <w:t xml:space="preserve">            if current_status != self.last_status:</w:t>
+      </w:r>
+    </w:p>
+    <w:p>
+      <w:r>
+        <w:t xml:space="preserve">                self.speak_status(current_status)</w:t>
+      </w:r>
+    </w:p>
+    <w:p>
+      <w:r>
+        <w:t xml:space="preserve">                self.last_status = current_status # Cập nhật người mới</w:t>
+      </w:r>
+    </w:p>
+    <w:p>
+      <w:r>
+        <w:t xml:space="preserve">                self.last_speak_time = current_time # Reset đồng hồ</w:t>
+      </w:r>
+    </w:p>
+    <w:p>
+      <w:r>
+        <w:t xml:space="preserve">            </w:t>
+      </w:r>
+    </w:p>
+    <w:p>
+      <w:r>
+        <w:t xml:space="preserve">            # 2. Nếu gặp LẠI người cũ (Vẫn là Master)</w:t>
+      </w:r>
+    </w:p>
+    <w:p>
+      <w:r>
+        <w:t xml:space="preserve">            else:</w:t>
+      </w:r>
+    </w:p>
+    <w:p>
+      <w:r>
+        <w:t xml:space="preserve">                # Kiểm tra thời gian nghỉ tùy đối tượng</w:t>
+      </w:r>
+    </w:p>
+    <w:p>
+      <w:r>
+        <w:t xml:space="preserve">                if current_status == "STRANGER":</w:t>
+      </w:r>
+    </w:p>
+    <w:p>
+      <w:r>
+        <w:t xml:space="preserve">                    limit_time = 10.0 # Người lạ thì nhắc lại sau 10s</w:t>
+      </w:r>
+    </w:p>
+    <w:p>
+      <w:r>
+        <w:t xml:space="preserve">                else:</w:t>
+      </w:r>
+    </w:p>
+    <w:p>
+      <w:r>
+        <w:t xml:space="preserve">                    limit_time = 43200.0 # Master/User thì 12 tiếng mới chào lại</w:t>
+      </w:r>
+    </w:p>
+    <w:p>
+      <w:r>
+        <w:t xml:space="preserve">                </w:t>
+      </w:r>
+    </w:p>
+    <w:p>
+      <w:r>
+        <w:t xml:space="preserve">                # Nếu đã hết thời gian chờ -&gt; Nói lại</w:t>
+      </w:r>
+    </w:p>
+    <w:p>
+      <w:r>
+        <w:t xml:space="preserve">                if (current_time - self.last_speak_time) &gt; limit_time:</w:t>
+      </w:r>
+    </w:p>
+    <w:p>
+      <w:r>
+        <w:lastRenderedPageBreak/>
+        <w:t xml:space="preserve">                    self.speak_status(current_status)</w:t>
+      </w:r>
+    </w:p>
+    <w:p>
+      <w:r>
+        <w:t xml:space="preserve">                    self.last_speak_time = current_time</w:t>
+      </w:r>
+    </w:p>
+    <w:p/>
+    <w:p>
+      <w:r>
+        <w:t xml:space="preserve">        cv2.putText(frame, f"LENH: {status_text}", (20, 40), cv2.FONT_HERSHEY_SIMPLEX, 0.8, color, 2)</w:t>
+      </w:r>
+    </w:p>
+    <w:p>
+      <w:r>
+        <w:t xml:space="preserve">        return frame, command</w:t>
+      </w:r>
+    </w:p>
+    <w:p/>
+    <w:p>
+      <w:r>
+        <w:t xml:space="preserve">    def speak_status(self, status):</w:t>
+      </w:r>
+    </w:p>
+    <w:p>
+      <w:r>
+        <w:t xml:space="preserve">        """Chọn câu nói và kiểm tra loa bận"""</w:t>
+      </w:r>
+    </w:p>
+    <w:p>
+      <w:r>
+        <w:t xml:space="preserve">        if self.voice.is_busy(): return # Loa bận thì thôi</w:t>
+      </w:r>
+    </w:p>
+    <w:p/>
+    <w:p>
+      <w:r>
+        <w:t xml:space="preserve">        text = ""</w:t>
+      </w:r>
+    </w:p>
+    <w:p>
+      <w:r>
+        <w:t xml:space="preserve">        if status == "MASTER": text = "Xin chào heo"</w:t>
+      </w:r>
+    </w:p>
+    <w:p>
+      <w:r>
+        <w:t xml:space="preserve">        elif status == "STRANGER": text = " Người lạ"</w:t>
+      </w:r>
+    </w:p>
+    <w:p>
+      <w:r>
+        <w:t xml:space="preserve">        elif status == "USER": text = "Chào người quen"</w:t>
       </w:r>
     </w:p>
     <w:p>
@@ -1394,842 +2208,7 @@
     </w:p>
     <w:p>
       <w:r>
-        <w:t xml:space="preserve">        # Cấu hình điều khiển</w:t>
-      </w:r>
-    </w:p>
-    <w:p>
-      <w:r>
-        <w:t xml:space="preserve">        self.target_width = 640</w:t>
-      </w:r>
-    </w:p>
-    <w:p>
-      <w:r>
-        <w:t xml:space="preserve">        self.center_min = 0.4</w:t>
-      </w:r>
-    </w:p>
-    <w:p>
-      <w:r>
-        <w:t xml:space="preserve">        self.center_max = 0.6</w:t>
-      </w:r>
-    </w:p>
-    <w:p>
-      <w:r>
-        <w:t xml:space="preserve">        </w:t>
-      </w:r>
-    </w:p>
-    <w:p>
-      <w:r>
-        <w:t xml:space="preserve">        # Trạng thái học tập</w:t>
-      </w:r>
-    </w:p>
-    <w:p>
-      <w:r>
-        <w:t xml:space="preserve">        self.is_learning = False</w:t>
-      </w:r>
-    </w:p>
-    <w:p>
-      <w:r>
-        <w:t xml:space="preserve">        self.learning_count = 0</w:t>
-      </w:r>
-    </w:p>
-    <w:p>
-      <w:r>
-        <w:t xml:space="preserve">        self.target_count = 0   # [PHASE 8 Fix] Mục tiêu số ảnh cần đạt</w:t>
-      </w:r>
-    </w:p>
-    <w:p>
-      <w:r>
-        <w:t xml:space="preserve">        self.learning_id = 1</w:t>
-      </w:r>
-    </w:p>
-    <w:p>
-      <w:r>
-        <w:t xml:space="preserve">        self.max_samples = 50   # Số ảnh chụp thêm mỗi lần học</w:t>
-      </w:r>
-    </w:p>
-    <w:p/>
-    <w:p>
-      <w:r>
-        <w:t xml:space="preserve">    def start_learning(self, user_id):</w:t>
-      </w:r>
-    </w:p>
-    <w:p>
-      <w:r>
-        <w:t xml:space="preserve">        """Kích hoạt chế độ học người mới"""</w:t>
-      </w:r>
-    </w:p>
-    <w:p>
-      <w:r>
-        <w:t xml:space="preserve">        self.is_learning = True</w:t>
-      </w:r>
-    </w:p>
-    <w:p>
-      <w:r>
-        <w:lastRenderedPageBreak/>
-        <w:t xml:space="preserve">        self.learning_id = user_id</w:t>
-      </w:r>
-    </w:p>
-    <w:p>
-      <w:r>
-        <w:t xml:space="preserve">        </w:t>
-      </w:r>
-    </w:p>
-    <w:p>
-      <w:r>
-        <w:t xml:space="preserve">        # [PHASE 8 Fix] Đếm ảnh cũ để học nối tiếp (không ghi đè)</w:t>
-      </w:r>
-    </w:p>
-    <w:p>
-      <w:r>
-        <w:t xml:space="preserve">        path = self.dataset_dir</w:t>
-      </w:r>
-    </w:p>
-    <w:p>
-      <w:r>
-        <w:t xml:space="preserve">        existing_files = [f for f in os.listdir(path) if f.startswith(f"User.{user_id}.")]</w:t>
-      </w:r>
-    </w:p>
-    <w:p>
-      <w:r>
-        <w:t xml:space="preserve">        self.learning_count = len(existing_files)</w:t>
-      </w:r>
-    </w:p>
-    <w:p>
-      <w:r>
-        <w:t xml:space="preserve">        </w:t>
-      </w:r>
-    </w:p>
-    <w:p>
-      <w:r>
-        <w:t xml:space="preserve">        # Thiết lập mục tiêu mới = Ảnh cũ + 50 ảnh mới</w:t>
-      </w:r>
-    </w:p>
-    <w:p>
-      <w:r>
-        <w:t xml:space="preserve">        self.target_count = self.learning_count + self.max_samples</w:t>
-      </w:r>
-    </w:p>
-    <w:p>
-      <w:r>
-        <w:t xml:space="preserve">        </w:t>
-      </w:r>
-    </w:p>
-    <w:p>
-      <w:r>
-        <w:t xml:space="preserve">        # [PHASE 9] Thông báo bằng giọng nói</w:t>
-      </w:r>
-    </w:p>
-    <w:p>
-      <w:r>
-        <w:t xml:space="preserve">        self.voice.say("Bắt đầu học dữ liệu mới. Vui lòng nhìn vào camera")</w:t>
-      </w:r>
-    </w:p>
-    <w:p>
-      <w:r>
-        <w:t xml:space="preserve">        </w:t>
-      </w:r>
-    </w:p>
-    <w:p>
-      <w:r>
-        <w:t xml:space="preserve">        print(f"\n[AI] ID: {user_id} | Hien co: {self.learning_count} | Muc tieu: {self.target_count}")</w:t>
-      </w:r>
-    </w:p>
-    <w:p/>
-    <w:p>
-      <w:r>
-        <w:t xml:space="preserve">    def train_model(self):</w:t>
-      </w:r>
-    </w:p>
-    <w:p>
-      <w:r>
-        <w:t xml:space="preserve">        """Hàm tự động Training lại dữ liệu"""</w:t>
-      </w:r>
-    </w:p>
-    <w:p>
-      <w:r>
-        <w:t xml:space="preserve">        print("[AI] Dang sap xep lai ky uc (Training)...")</w:t>
-      </w:r>
-    </w:p>
-    <w:p>
-      <w:r>
-        <w:t xml:space="preserve">        path = self.dataset_dir</w:t>
-      </w:r>
-    </w:p>
-    <w:p>
-      <w:r>
-        <w:t xml:space="preserve">        imagePaths = [os.path.join(path, f) for f in os.listdir(path)]</w:t>
-      </w:r>
-    </w:p>
-    <w:p>
-      <w:r>
-        <w:t xml:space="preserve">        faceSamples = []</w:t>
-      </w:r>
-    </w:p>
-    <w:p>
-      <w:r>
-        <w:t xml:space="preserve">        ids = []</w:t>
-      </w:r>
-    </w:p>
-    <w:p/>
-    <w:p>
-      <w:r>
-        <w:t xml:space="preserve">        for imagePath in imagePaths:</w:t>
-      </w:r>
-    </w:p>
-    <w:p>
-      <w:r>
-        <w:t xml:space="preserve">            if not imagePath.endswith("jpg"): continue</w:t>
-      </w:r>
-    </w:p>
-    <w:p>
-      <w:r>
-        <w:t xml:space="preserve">            PIL_img = Image.open(imagePath).convert('L')</w:t>
-      </w:r>
-    </w:p>
-    <w:p>
-      <w:r>
-        <w:t xml:space="preserve">            img_numpy = np.array(PIL_img, 'uint8')</w:t>
-      </w:r>
-    </w:p>
-    <w:p>
-      <w:r>
-        <w:t xml:space="preserve">            try:</w:t>
-      </w:r>
-    </w:p>
-    <w:p>
-      <w:r>
-        <w:t xml:space="preserve">                id = int(os.path.split(imagePath)[-1].split(".")[1])</w:t>
-      </w:r>
-    </w:p>
-    <w:p>
-      <w:r>
-        <w:lastRenderedPageBreak/>
-        <w:t xml:space="preserve">                faces = self.face_cascade.detectMultiScale(img_numpy)</w:t>
-      </w:r>
-    </w:p>
-    <w:p>
-      <w:r>
-        <w:t xml:space="preserve">                for (x, y, w, h) in faces:</w:t>
-      </w:r>
-    </w:p>
-    <w:p>
-      <w:r>
-        <w:t xml:space="preserve">                    faceSamples.append(img_numpy[y:y+h, x:x+w])</w:t>
-      </w:r>
-    </w:p>
-    <w:p>
-      <w:r>
-        <w:t xml:space="preserve">                    ids.append(id)</w:t>
-      </w:r>
-    </w:p>
-    <w:p>
-      <w:r>
-        <w:t xml:space="preserve">            except: pass</w:t>
-      </w:r>
-    </w:p>
-    <w:p>
-      <w:r>
-        <w:t xml:space="preserve">        </w:t>
-      </w:r>
-    </w:p>
-    <w:p>
-      <w:r>
-        <w:t xml:space="preserve">        if len(ids) &gt; 0:</w:t>
-      </w:r>
-    </w:p>
-    <w:p>
-      <w:r>
-        <w:t xml:space="preserve">            self.recognizer.train(faceSamples, np.array(ids))</w:t>
-      </w:r>
-    </w:p>
-    <w:p>
-      <w:r>
-        <w:t xml:space="preserve">            self.recognizer.write(self.trainer_file)</w:t>
-      </w:r>
-    </w:p>
-    <w:p>
-      <w:r>
-        <w:t xml:space="preserve">            self.is_trained = True</w:t>
-      </w:r>
-    </w:p>
-    <w:p>
-      <w:r>
-        <w:t xml:space="preserve">            print(f"[AI] Da hoc xong {len(np.unique(ids))} khuon mat. San sang!")</w:t>
-      </w:r>
-    </w:p>
-    <w:p>
-      <w:r>
-        <w:t xml:space="preserve">            # [PHASE 9] Thông báo học xong</w:t>
-      </w:r>
-    </w:p>
-    <w:p>
-      <w:r>
-        <w:t xml:space="preserve">            self.voice.say("Đã học xong. Hệ thống sẵn sàng")</w:t>
-      </w:r>
-    </w:p>
-    <w:p>
-      <w:r>
-        <w:t xml:space="preserve">        else:</w:t>
-      </w:r>
-    </w:p>
-    <w:p>
-      <w:r>
-        <w:t xml:space="preserve">            print("[AI] Khong tim thay du lieu de hoc.")</w:t>
-      </w:r>
-    </w:p>
-    <w:p/>
-    <w:p>
-      <w:r>
-        <w:t xml:space="preserve">    def process_frame(self):</w:t>
-      </w:r>
-    </w:p>
-    <w:p>
-      <w:r>
-        <w:t xml:space="preserve">        frame = self.vs.read()</w:t>
-      </w:r>
-    </w:p>
-    <w:p>
-      <w:r>
-        <w:t xml:space="preserve">        if frame is None: return None, "S"</w:t>
-      </w:r>
-    </w:p>
-    <w:p/>
-    <w:p>
-      <w:r>
-        <w:t xml:space="preserve">        # Resize &amp; Xử lý ảnh (Giữ nguyên)</w:t>
-      </w:r>
-    </w:p>
-    <w:p>
-      <w:r>
-        <w:t xml:space="preserve">        height, width = frame.shape[:2]</w:t>
-      </w:r>
-    </w:p>
-    <w:p>
-      <w:r>
-        <w:t xml:space="preserve">        ratio = self.target_width / float(width)</w:t>
-      </w:r>
-    </w:p>
-    <w:p>
-      <w:r>
-        <w:t xml:space="preserve">        new_height = int(height * ratio)</w:t>
-      </w:r>
-    </w:p>
-    <w:p>
-      <w:r>
-        <w:t xml:space="preserve">        frame = cv2.resize(frame, (self.target_width, new_height))</w:t>
-      </w:r>
-    </w:p>
-    <w:p>
-      <w:r>
-        <w:t xml:space="preserve">        gray = cv2.cvtColor(frame, cv2.COLOR_BGR2GRAY)</w:t>
-      </w:r>
-    </w:p>
-    <w:p>
-      <w:r>
-        <w:t xml:space="preserve">        faces = self.face_cascade.detectMultiScale(gray, 1.2, 5)</w:t>
-      </w:r>
-    </w:p>
-    <w:p/>
-    <w:p>
-      <w:r>
-        <w:t xml:space="preserve">        command = "S"</w:t>
-      </w:r>
-    </w:p>
-    <w:p>
-      <w:r>
-        <w:lastRenderedPageBreak/>
-        <w:t xml:space="preserve">        status_text = "DUNG"</w:t>
-      </w:r>
-    </w:p>
-    <w:p>
-      <w:r>
-        <w:t xml:space="preserve">        color = (0, 0, 255)</w:t>
-      </w:r>
-    </w:p>
-    <w:p>
-      <w:r>
-        <w:t xml:space="preserve">        current_time = time.time()</w:t>
-      </w:r>
-    </w:p>
-    <w:p>
-      <w:r>
-        <w:t xml:space="preserve">        </w:t>
-      </w:r>
-    </w:p>
-    <w:p>
-      <w:r>
-        <w:t xml:space="preserve">        # Biến tạm để xác định trạng thái hiện tại là ai</w:t>
-      </w:r>
-    </w:p>
-    <w:p>
-      <w:r>
-        <w:t xml:space="preserve">        current_status = "NOBODY" </w:t>
-      </w:r>
-    </w:p>
-    <w:p/>
-    <w:p>
-      <w:r>
-        <w:t xml:space="preserve">        # --- CHẾ ĐỘ 1: ĐANG HỌC (Giữ nguyên) ---</w:t>
-      </w:r>
-    </w:p>
-    <w:p>
-      <w:r>
-        <w:t xml:space="preserve">        if self.is_learning:</w:t>
-      </w:r>
-    </w:p>
-    <w:p>
-      <w:r>
-        <w:t xml:space="preserve">            # ... (Code phần học tập giữ nguyên y hệt cũ) ...</w:t>
-      </w:r>
-    </w:p>
-    <w:p>
-      <w:r>
-        <w:t xml:space="preserve">            cv2.putText(frame, f"DANG HOC: {self.learning_count}/{self.target_count}", (20, 40), </w:t>
-      </w:r>
-    </w:p>
-    <w:p>
-      <w:r>
-        <w:t xml:space="preserve">                        cv2.FONT_HERSHEY_SIMPLEX, 1.0, (0, 255, 255), 2)</w:t>
-      </w:r>
-    </w:p>
-    <w:p>
-      <w:r>
-        <w:t xml:space="preserve">            for (x, y, w, h) in faces:</w:t>
-      </w:r>
-    </w:p>
-    <w:p>
-      <w:r>
-        <w:t xml:space="preserve">                cv2.rectangle(frame, (x, y), (x+w, y+h), (0, 255, 255), 2)</w:t>
-      </w:r>
-    </w:p>
-    <w:p>
-      <w:r>
-        <w:t xml:space="preserve">                self.learning_count += 1</w:t>
-      </w:r>
-    </w:p>
-    <w:p>
-      <w:r>
-        <w:t xml:space="preserve">                file_name = f"User.{self.learning_id}.{self.learning_count}.jpg"</w:t>
-      </w:r>
-    </w:p>
-    <w:p>
-      <w:r>
-        <w:t xml:space="preserve">                cv2.imwrite(os.path.join(self.dataset_dir, file_name), gray[y:y+h, x:x+w])</w:t>
-      </w:r>
-    </w:p>
-    <w:p>
-      <w:r>
-        <w:t xml:space="preserve">                if self.learning_count &gt;= self.target_count:</w:t>
-      </w:r>
-    </w:p>
-    <w:p>
-      <w:r>
-        <w:t xml:space="preserve">                    self.is_learning = False</w:t>
-      </w:r>
-    </w:p>
-    <w:p>
-      <w:r>
-        <w:t xml:space="preserve">                    cv2.putText(frame, "TRAINING...", (20, 80), cv2.FONT_HERSHEY_SIMPLEX, 0.8, (0, 255, 0), 2)</w:t>
-      </w:r>
-    </w:p>
-    <w:p>
-      <w:r>
-        <w:t xml:space="preserve">                    cv2.imshow("ROBOT AI VISION", frame)</w:t>
-      </w:r>
-    </w:p>
-    <w:p>
-      <w:r>
-        <w:t xml:space="preserve">                    cv2.waitKey(500)</w:t>
-      </w:r>
-    </w:p>
-    <w:p>
-      <w:r>
-        <w:t xml:space="preserve">                    self.train_model()</w:t>
-      </w:r>
-    </w:p>
-    <w:p>
-      <w:r>
-        <w:t xml:space="preserve">            return frame, "S"</w:t>
-      </w:r>
-    </w:p>
-    <w:p/>
-    <w:p>
-      <w:r>
-        <w:t xml:space="preserve">        # --- CHẾ ĐỘ 2: NHẬN DIỆN ---</w:t>
-      </w:r>
-    </w:p>
-    <w:p>
-      <w:r>
-        <w:t xml:space="preserve">        for (x, y, w, h) in faces:</w:t>
-      </w:r>
-    </w:p>
-    <w:p>
-      <w:r>
-        <w:t xml:space="preserve">            if self.is_trained:</w:t>
-      </w:r>
-    </w:p>
-    <w:p>
-      <w:r>
-        <w:t xml:space="preserve">                try:</w:t>
-      </w:r>
-    </w:p>
-    <w:p>
-      <w:r>
-        <w:lastRenderedPageBreak/>
-        <w:t xml:space="preserve">                    id, confidence = self.recognizer.predict(gray[y:y+h, x:x+w])</w:t>
-      </w:r>
-    </w:p>
-    <w:p>
-      <w:r>
-        <w:t xml:space="preserve">                    conf_str = f"Sai so: {round(confidence)}"</w:t>
-      </w:r>
-    </w:p>
-    <w:p>
-      <w:r>
-        <w:t xml:space="preserve">                    </w:t>
-      </w:r>
-    </w:p>
-    <w:p>
-      <w:r>
-        <w:t xml:space="preserve">                    if confidence &lt; 85: </w:t>
-      </w:r>
-    </w:p>
-    <w:p>
-      <w:r>
-        <w:t xml:space="preserve">                        name = f"ID {id}"</w:t>
-      </w:r>
-    </w:p>
-    <w:p>
-      <w:r>
-        <w:t xml:space="preserve">                        if id == 1: </w:t>
-      </w:r>
-    </w:p>
-    <w:p>
-      <w:r>
-        <w:t xml:space="preserve">                            name = "MASTER"</w:t>
-      </w:r>
-    </w:p>
-    <w:p>
-      <w:r>
-        <w:t xml:space="preserve">                            current_status = "MASTER" # &lt;--- Xác nhận là Master</w:t>
-      </w:r>
-    </w:p>
-    <w:p>
-      <w:r>
-        <w:t xml:space="preserve">                            color = (0, 255, 0)</w:t>
-      </w:r>
-    </w:p>
-    <w:p>
-      <w:r>
-        <w:t xml:space="preserve">                            </w:t>
-      </w:r>
-    </w:p>
-    <w:p>
-      <w:r>
-        <w:t xml:space="preserve">                            # Điều khiển</w:t>
-      </w:r>
-    </w:p>
-    <w:p>
-      <w:r>
-        <w:t xml:space="preserve">                            center_x = (x + w/2) / self.target_width</w:t>
-      </w:r>
-    </w:p>
-    <w:p>
-      <w:r>
-        <w:t xml:space="preserve">                            if center_x &lt; self.center_min:</w:t>
-      </w:r>
-    </w:p>
-    <w:p>
-      <w:r>
-        <w:t xml:space="preserve">                                command = "L"</w:t>
-      </w:r>
-    </w:p>
-    <w:p>
-      <w:r>
-        <w:t xml:space="preserve">                                status_text = "&lt;&lt; RE TRAI"</w:t>
-      </w:r>
-    </w:p>
-    <w:p>
-      <w:r>
-        <w:t xml:space="preserve">                            elif center_x &gt; self.center_max:</w:t>
-      </w:r>
-    </w:p>
-    <w:p>
-      <w:r>
-        <w:t xml:space="preserve">                                command = "R"</w:t>
-      </w:r>
-    </w:p>
-    <w:p>
-      <w:r>
-        <w:t xml:space="preserve">                                status_text = "RE PHAI &gt;&gt;"</w:t>
-      </w:r>
-    </w:p>
-    <w:p>
-      <w:r>
-        <w:t xml:space="preserve">                            else:</w:t>
-      </w:r>
-    </w:p>
-    <w:p>
-      <w:r>
-        <w:t xml:space="preserve">                                command = "W"</w:t>
-      </w:r>
-    </w:p>
-    <w:p>
-      <w:r>
-        <w:t xml:space="preserve">                                status_text = "^ DI THANG"</w:t>
-      </w:r>
-    </w:p>
-    <w:p>
-      <w:r>
-        <w:t xml:space="preserve">                        else:</w:t>
-      </w:r>
-    </w:p>
-    <w:p>
-      <w:r>
-        <w:t xml:space="preserve">                            name = f"USER {id}"</w:t>
-      </w:r>
-    </w:p>
-    <w:p>
-      <w:r>
-        <w:t xml:space="preserve">                            current_status = "USER" # &lt;--- Xác nhận là Người quen</w:t>
-      </w:r>
-    </w:p>
-    <w:p>
-      <w:r>
-        <w:t xml:space="preserve">                            color = (255, 255, 0)</w:t>
-      </w:r>
-    </w:p>
-    <w:p>
-      <w:r>
-        <w:t xml:space="preserve">                            status_text = "NGUOI QUEN"</w:t>
-      </w:r>
-    </w:p>
-    <w:p>
-      <w:r>
-        <w:t xml:space="preserve">                    else:</w:t>
-      </w:r>
-    </w:p>
-    <w:p>
-      <w:r>
-        <w:t xml:space="preserve">                        name = "NGUOI LA"</w:t>
-      </w:r>
-    </w:p>
-    <w:p>
-      <w:r>
-        <w:t xml:space="preserve">                        current_status = "STRANGER" # &lt;--- Xác nhận là Người lạ</w:t>
-      </w:r>
-    </w:p>
-    <w:p>
-      <w:r>
-        <w:lastRenderedPageBreak/>
-        <w:t xml:space="preserve">                        color = (0, 0, 255)</w:t>
-      </w:r>
-    </w:p>
-    <w:p>
-      <w:r>
-        <w:t xml:space="preserve">                        status_text = "CANH BAO AN NINH"</w:t>
-      </w:r>
-    </w:p>
-    <w:p>
-      <w:r>
-        <w:t xml:space="preserve">                    </w:t>
-      </w:r>
-    </w:p>
-    <w:p>
-      <w:r>
-        <w:t xml:space="preserve">                    cv2.putText(frame, conf_str, (x, y+h+25), cv2.FONT_HERSHEY_SIMPLEX, 0.6, (255,255,255), 1)</w:t>
-      </w:r>
-    </w:p>
-    <w:p>
-      <w:r>
-        <w:t xml:space="preserve">                except:</w:t>
-      </w:r>
-    </w:p>
-    <w:p>
-      <w:r>
-        <w:t xml:space="preserve">                    name = "LOI AI"</w:t>
-      </w:r>
-    </w:p>
-    <w:p>
-      <w:r>
-        <w:t xml:space="preserve">            else:</w:t>
-      </w:r>
-    </w:p>
-    <w:p>
-      <w:r>
-        <w:t xml:space="preserve">                name = "NGUOI LA"</w:t>
-      </w:r>
-    </w:p>
-    <w:p>
-      <w:r>
-        <w:t xml:space="preserve">                status_text = "nhan 'N' de them du lieu"</w:t>
-      </w:r>
-    </w:p>
-    <w:p/>
-    <w:p>
-      <w:r>
-        <w:t xml:space="preserve">            cv2.rectangle(frame, (x, y), (x+w, y+h), color, 2)</w:t>
-      </w:r>
-    </w:p>
-    <w:p>
-      <w:r>
-        <w:t xml:space="preserve">            cv2.putText(frame, str(name), (x, y-10), cv2.FONT_HERSHEY_SIMPLEX, 0.9, color, 2)</w:t>
-      </w:r>
-    </w:p>
-    <w:p>
-      <w:r>
-        <w:t xml:space="preserve">            break </w:t>
-      </w:r>
-    </w:p>
-    <w:p/>
-    <w:p>
-      <w:r>
-        <w:t xml:space="preserve">        # --- LOGIC XỬ LÝ GIỌNG NÓI THÔNG MINH (FIX BUG) ---</w:t>
-      </w:r>
-    </w:p>
-    <w:p>
-      <w:r>
-        <w:t xml:space="preserve">        # 1. Kiểm tra xem người trước mặt có thay đổi so với lúc nãy không?</w:t>
-      </w:r>
-    </w:p>
-    <w:p>
-      <w:r>
-        <w:t xml:space="preserve">        is_person_changed = (current_status != self.last_status)</w:t>
-      </w:r>
-    </w:p>
-    <w:p>
-      <w:r>
-        <w:t xml:space="preserve">        </w:t>
-      </w:r>
-    </w:p>
-    <w:p>
-      <w:r>
-        <w:t xml:space="preserve">        # 2. Kiểm tra thời gian nghỉ</w:t>
-      </w:r>
-    </w:p>
-    <w:p>
-      <w:r>
-        <w:t xml:space="preserve">        is_cooldown_over = (current_time - self.last_speak_time) &gt; self.speak_cooldown</w:t>
-      </w:r>
-    </w:p>
-    <w:p/>
-    <w:p>
-      <w:r>
-        <w:t xml:space="preserve">        # 3. QUYẾT ĐỊNH NÓI:</w:t>
-      </w:r>
-    </w:p>
-    <w:p>
-      <w:r>
-        <w:t xml:space="preserve">        # - Nếu đổi người -&gt; Nói ngay (bỏ qua cooldown)</w:t>
-      </w:r>
-    </w:p>
-    <w:p>
-      <w:r>
-        <w:t xml:space="preserve">        # - Nếu người cũ nhưng đã hết thời gian nghỉ -&gt; Nói nhắc lại</w:t>
-      </w:r>
-    </w:p>
-    <w:p>
-      <w:r>
-        <w:t xml:space="preserve">        if (is_person_changed and current_status != "NOBODY") or (is_cooldown_over and current_status != "NOBODY"):</w:t>
-      </w:r>
-    </w:p>
-    <w:p>
-      <w:r>
-        <w:t xml:space="preserve">            </w:t>
-      </w:r>
-    </w:p>
-    <w:p>
-      <w:r>
-        <w:t xml:space="preserve">            text_to_say = ""</w:t>
-      </w:r>
-    </w:p>
-    <w:p>
-      <w:r>
-        <w:lastRenderedPageBreak/>
-        <w:t xml:space="preserve">            if current_status == "MASTER":</w:t>
-      </w:r>
-    </w:p>
-    <w:p>
-      <w:r>
-        <w:t xml:space="preserve">                text_to_say = "Xin chào chủ nhân"</w:t>
-      </w:r>
-    </w:p>
-    <w:p>
-      <w:r>
-        <w:t xml:space="preserve">            elif current_status == "USER":</w:t>
-      </w:r>
-    </w:p>
-    <w:p>
-      <w:r>
-        <w:t xml:space="preserve">                text_to_say = "Chào người quen"</w:t>
-      </w:r>
-    </w:p>
-    <w:p>
-      <w:r>
-        <w:t xml:space="preserve">            elif current_status == "STRANGER":</w:t>
-      </w:r>
-    </w:p>
-    <w:p>
-      <w:r>
-        <w:t xml:space="preserve">                text_to_say = "Cảnh báo. Người lạ xâm nhập"</w:t>
-      </w:r>
-    </w:p>
-    <w:p/>
-    <w:p>
-      <w:r>
-        <w:t xml:space="preserve">            if text_to_say:</w:t>
-      </w:r>
-    </w:p>
-    <w:p>
-      <w:r>
-        <w:t xml:space="preserve">                self.voice.say(text_to_say)</w:t>
-      </w:r>
-    </w:p>
-    <w:p>
-      <w:r>
-        <w:t xml:space="preserve">                self.last_speak_time = current_time # Reset đồng hồ</w:t>
-      </w:r>
-    </w:p>
-    <w:p>
-      <w:r>
-        <w:t xml:space="preserve">                self.last_status = current_status   # Ghi nhớ người này</w:t>
-      </w:r>
-    </w:p>
-    <w:p/>
-    <w:p>
-      <w:r>
-        <w:t xml:space="preserve">        # Nếu không có ai thì reset trạng thái để lần sau gặp lại vẫn chào</w:t>
-      </w:r>
-    </w:p>
-    <w:p>
-      <w:r>
-        <w:t xml:space="preserve">        if current_status == "NOBODY":</w:t>
-      </w:r>
-    </w:p>
-    <w:p>
-      <w:r>
-        <w:t xml:space="preserve">            self.last_status = "NOBODY"</w:t>
-      </w:r>
-    </w:p>
-    <w:p/>
-    <w:p>
-      <w:r>
-        <w:t xml:space="preserve">        cv2.putText(frame, f"LENH: {status_text}", (20, 40), cv2.FONT_HERSHEY_SIMPLEX, 0.8, color, 2)</w:t>
-      </w:r>
-    </w:p>
-    <w:p>
-      <w:r>
-        <w:t xml:space="preserve">        cv2.putText(frame, "[N]: HOC | [Q]: THOAT", (20, frame.shape[0]-20), cv2.FONT_HERSHEY_SIMPLEX, 0.6, (255, 255, 255), 1)</w:t>
-      </w:r>
-    </w:p>
-    <w:p>
-      <w:r>
-        <w:t xml:space="preserve">        </w:t>
-      </w:r>
-    </w:p>
-    <w:p>
-      <w:r>
-        <w:t xml:space="preserve">        return frame, command</w:t>
+        <w:t xml:space="preserve">        if text: self.voice.say(text)</w:t>
       </w:r>
     </w:p>
     <w:p/>
@@ -2254,7 +2233,22 @@
     </w:p>
     <w:p>
       <w:r>
-        <w:t>import pyttsx3</w:t>
+        <w:t>from gtts import gTTS</w:t>
+      </w:r>
+    </w:p>
+    <w:p>
+      <w:r>
+        <w:t>import os</w:t>
+      </w:r>
+    </w:p>
+    <w:p>
+      <w:r>
+        <w:t>import hashlib</w:t>
+      </w:r>
+    </w:p>
+    <w:p>
+      <w:r>
+        <w:t>import pygame</w:t>
       </w:r>
     </w:p>
     <w:p>
@@ -2262,26 +2256,61 @@
         <w:t>import threading</w:t>
       </w:r>
     </w:p>
-    <w:p/>
+    <w:p>
+      <w:r>
+        <w:t>import time</w:t>
+      </w:r>
+    </w:p>
+    <w:p/>
+    <w:p>
+      <w:r>
+        <w:t>class AndroidVoice:</w:t>
+      </w:r>
+    </w:p>
     <w:p>
       <w:r>
         <w:lastRenderedPageBreak/>
-        <w:t>class AndroidVoice:</w:t>
-      </w:r>
-    </w:p>
-    <w:p>
-      <w:r>
         <w:t xml:space="preserve">    def __init__(self):</w:t>
       </w:r>
     </w:p>
     <w:p>
       <w:r>
-        <w:t xml:space="preserve">        # Khởi tạo engine giọng nói</w:t>
-      </w:r>
-    </w:p>
-    <w:p>
-      <w:r>
-        <w:t xml:space="preserve">        self.engine = pyttsx3.init()</w:t>
+        <w:t xml:space="preserve">        # Tắt thông báo của pygame</w:t>
+      </w:r>
+    </w:p>
+    <w:p>
+      <w:r>
+        <w:t xml:space="preserve">        os.environ['PYGAME_HIDE_SUPPORT_PROMPT'] = "hide"</w:t>
+      </w:r>
+    </w:p>
+    <w:p>
+      <w:r>
+        <w:t xml:space="preserve">        try:</w:t>
+      </w:r>
+    </w:p>
+    <w:p>
+      <w:r>
+        <w:t xml:space="preserve">            pygame.mixer.init()</w:t>
+      </w:r>
+    </w:p>
+    <w:p>
+      <w:r>
+        <w:t xml:space="preserve">            self.has_audio = True</w:t>
+      </w:r>
+    </w:p>
+    <w:p>
+      <w:r>
+        <w:t xml:space="preserve">        except:</w:t>
+      </w:r>
+    </w:p>
+    <w:p>
+      <w:r>
+        <w:t xml:space="preserve">            print("[LOA] Loi khoi tao am thanh! Robot se bi cam.")</w:t>
+      </w:r>
+    </w:p>
+    <w:p>
+      <w:r>
+        <w:t xml:space="preserve">            self.has_audio = False</w:t>
       </w:r>
     </w:p>
     <w:p>
@@ -2291,82 +2320,68 @@
     </w:p>
     <w:p>
       <w:r>
-        <w:t xml:space="preserve">        # Cấu hình giọng nói</w:t>
-      </w:r>
-    </w:p>
-    <w:p>
-      <w:r>
-        <w:t xml:space="preserve">        voices = self.engine.getProperty('voices')</w:t>
-      </w:r>
-    </w:p>
-    <w:p>
-      <w:r>
-        <w:t xml:space="preserve">        self.voice_id = None</w:t>
-      </w:r>
-    </w:p>
-    <w:p>
-      <w:r>
-        <w:t xml:space="preserve">        </w:t>
-      </w:r>
-    </w:p>
-    <w:p>
-      <w:r>
-        <w:t xml:space="preserve">        # Cố gắng tìm giọng tiếng Việt (nếu máy có cài)</w:t>
-      </w:r>
-    </w:p>
-    <w:p>
-      <w:r>
-        <w:t xml:space="preserve">        for voice in voices:</w:t>
-      </w:r>
-    </w:p>
-    <w:p>
-      <w:r>
-        <w:t xml:space="preserve">            if "Vietnam" in voice.name or "An" in voice.name:</w:t>
-      </w:r>
-    </w:p>
-    <w:p>
-      <w:r>
-        <w:t xml:space="preserve">                self.voice_id = voice.id</w:t>
-      </w:r>
-    </w:p>
-    <w:p>
-      <w:r>
-        <w:t xml:space="preserve">                break</w:t>
-      </w:r>
-    </w:p>
-    <w:p>
-      <w:r>
-        <w:t xml:space="preserve">        </w:t>
-      </w:r>
-    </w:p>
-    <w:p>
-      <w:r>
-        <w:t xml:space="preserve">        # Cấu hình tốc độ và âm lượng</w:t>
-      </w:r>
-    </w:p>
-    <w:p>
-      <w:r>
-        <w:t xml:space="preserve">        if self.voice_id:</w:t>
-      </w:r>
-    </w:p>
-    <w:p>
-      <w:r>
-        <w:t xml:space="preserve">            self.engine.setProperty('voice', self.voice_id)</w:t>
-      </w:r>
-    </w:p>
-    <w:p>
-      <w:r>
-        <w:t xml:space="preserve">        </w:t>
-      </w:r>
-    </w:p>
-    <w:p>
-      <w:r>
-        <w:t xml:space="preserve">        self.engine.setProperty('rate', 150)   # Tốc độ nói</w:t>
-      </w:r>
-    </w:p>
-    <w:p>
-      <w:r>
-        <w:t xml:space="preserve">        self.engine.setProperty('volume', 1.0) # Âm lượng to nhất</w:t>
+        <w:t xml:space="preserve">        # Thư mục Cache</w:t>
+      </w:r>
+    </w:p>
+    <w:p>
+      <w:r>
+        <w:t xml:space="preserve">        self.cache_dir = r"D:\Upgrade project\Version2\Memory\voice_cache"</w:t>
+      </w:r>
+    </w:p>
+    <w:p>
+      <w:r>
+        <w:t xml:space="preserve">        if not os.path.exists(self.cache_dir):</w:t>
+      </w:r>
+    </w:p>
+    <w:p>
+      <w:r>
+        <w:t xml:space="preserve">            os.makedirs(self.cache_dir)</w:t>
+      </w:r>
+    </w:p>
+    <w:p>
+      <w:r>
+        <w:t xml:space="preserve">            </w:t>
+      </w:r>
+    </w:p>
+    <w:p>
+      <w:r>
+        <w:t xml:space="preserve">        print("[LOA] Khoi dong che do Giong Noi Online (Google TTS)")</w:t>
+      </w:r>
+    </w:p>
+    <w:p/>
+    <w:p>
+      <w:r>
+        <w:t xml:space="preserve">    def is_busy(self):</w:t>
+      </w:r>
+    </w:p>
+    <w:p>
+      <w:r>
+        <w:t xml:space="preserve">        """Kiểm tra xem loa có đang bận nói không"""</w:t>
+      </w:r>
+    </w:p>
+    <w:p>
+      <w:r>
+        <w:t xml:space="preserve">        if not self.has_audio: return False</w:t>
+      </w:r>
+    </w:p>
+    <w:p>
+      <w:r>
+        <w:t xml:space="preserve">        try:</w:t>
+      </w:r>
+    </w:p>
+    <w:p>
+      <w:r>
+        <w:t xml:space="preserve">            return pygame.mixer.music.get_busy()</w:t>
+      </w:r>
+    </w:p>
+    <w:p>
+      <w:r>
+        <w:t xml:space="preserve">        except:</w:t>
+      </w:r>
+    </w:p>
+    <w:p>
+      <w:r>
+        <w:t xml:space="preserve">            return False</w:t>
       </w:r>
     </w:p>
     <w:p/>
@@ -2377,9 +2392,32 @@
     </w:p>
     <w:p>
       <w:r>
-        <w:t xml:space="preserve">        """Hàm này tạo luồng riêng để nói, tránh làm đơ Camera"""</w:t>
-      </w:r>
-    </w:p>
+        <w:t xml:space="preserve">        """Chỉ nói nếu loa đang rảnh"""</w:t>
+      </w:r>
+    </w:p>
+    <w:p>
+      <w:r>
+        <w:t xml:space="preserve">        if not self.has_audio: return</w:t>
+      </w:r>
+    </w:p>
+    <w:p/>
+    <w:p>
+      <w:r>
+        <w:lastRenderedPageBreak/>
+        <w:t xml:space="preserve">        # [QUAN TRỌNG] Nếu đang bận nói câu trước -&gt; Bỏ qua câu mới luôn</w:t>
+      </w:r>
+    </w:p>
+    <w:p>
+      <w:r>
+        <w:t xml:space="preserve">        if self.is_busy():</w:t>
+      </w:r>
+    </w:p>
+    <w:p>
+      <w:r>
+        <w:t xml:space="preserve">            return </w:t>
+      </w:r>
+    </w:p>
+    <w:p/>
     <w:p>
       <w:r>
         <w:t xml:space="preserve">        threading.Thread(target=self._speak_thread, args=(text,)).start()</w:t>
@@ -2398,28 +2436,38 @@
     </w:p>
     <w:p>
       <w:r>
-        <w:t xml:space="preserve">            # Tạo engine cục bộ cho mỗi luồng để tránh xung đột luồng</w:t>
-      </w:r>
-    </w:p>
-    <w:p>
-      <w:r>
-        <w:lastRenderedPageBreak/>
-        <w:t xml:space="preserve">            engine = pyttsx3.init()</w:t>
-      </w:r>
-    </w:p>
-    <w:p>
-      <w:r>
-        <w:t xml:space="preserve">            if self.voice_id:</w:t>
-      </w:r>
-    </w:p>
-    <w:p>
-      <w:r>
-        <w:t xml:space="preserve">                engine.setProperty('voice', self.voice_id)</w:t>
-      </w:r>
-    </w:p>
-    <w:p>
-      <w:r>
-        <w:t xml:space="preserve">            engine.setProperty('rate', 150)</w:t>
+        <w:t xml:space="preserve">            filename_hash = hashlib.md5(text.encode()).hexdigest()</w:t>
+      </w:r>
+    </w:p>
+    <w:p>
+      <w:r>
+        <w:t xml:space="preserve">            file_path = os.path.join(self.cache_dir, f"{filename_hash}.mp3")</w:t>
+      </w:r>
+    </w:p>
+    <w:p/>
+    <w:p>
+      <w:r>
+        <w:t xml:space="preserve">            # Tải nếu chưa có</w:t>
+      </w:r>
+    </w:p>
+    <w:p>
+      <w:r>
+        <w:t xml:space="preserve">            if not os.path.exists(file_path):</w:t>
+      </w:r>
+    </w:p>
+    <w:p>
+      <w:r>
+        <w:t xml:space="preserve">                print(f"[GOOGLE TTS] Tai: '{text}'...")</w:t>
+      </w:r>
+    </w:p>
+    <w:p>
+      <w:r>
+        <w:t xml:space="preserve">                tts = gTTS(text=text, lang='vi', slow=False)</w:t>
+      </w:r>
+    </w:p>
+    <w:p>
+      <w:r>
+        <w:t xml:space="preserve">                tts.save(file_path)</w:t>
       </w:r>
     </w:p>
     <w:p>
@@ -2429,19 +2477,40 @@
     </w:p>
     <w:p>
       <w:r>
-        <w:t xml:space="preserve">            print(f"[LOA] Dang noi: {text}")</w:t>
-      </w:r>
-    </w:p>
-    <w:p>
-      <w:r>
-        <w:t xml:space="preserve">            engine.say(text)</w:t>
-      </w:r>
-    </w:p>
-    <w:p>
-      <w:r>
-        <w:t xml:space="preserve">            engine.runAndWait()</w:t>
-      </w:r>
-    </w:p>
+        <w:t xml:space="preserve">            # Phát âm thanh</w:t>
+      </w:r>
+    </w:p>
+    <w:p>
+      <w:r>
+        <w:t xml:space="preserve">            if self.has_audio:</w:t>
+      </w:r>
+    </w:p>
+    <w:p>
+      <w:r>
+        <w:t xml:space="preserve">                pygame.mixer.music.load(file_path)</w:t>
+      </w:r>
+    </w:p>
+    <w:p>
+      <w:r>
+        <w:t xml:space="preserve">                pygame.mixer.music.play()</w:t>
+      </w:r>
+    </w:p>
+    <w:p>
+      <w:r>
+        <w:t xml:space="preserve">                # Đợi nói xong mới giải phóng thread</w:t>
+      </w:r>
+    </w:p>
+    <w:p>
+      <w:r>
+        <w:t xml:space="preserve">                while pygame.mixer.music.get_busy():</w:t>
+      </w:r>
+    </w:p>
+    <w:p>
+      <w:r>
+        <w:t xml:space="preserve">                    time.sleep(0.1)</w:t>
+      </w:r>
+    </w:p>
+    <w:p/>
     <w:p>
       <w:r>
         <w:t xml:space="preserve">        except Exception as e:</w:t>
@@ -2449,7 +2518,7 @@
     </w:p>
     <w:p>
       <w:r>
-        <w:t xml:space="preserve">            print(f"[LOI GIONG NOI] {e}")</w:t>
+        <w:t xml:space="preserve">            print(f"[LOI LOA] {e}")</w:t>
       </w:r>
     </w:p>
     <w:p>
@@ -2467,6 +2536,7 @@
     </w:p>
     <w:p>
       <w:r>
+        <w:lastRenderedPageBreak/>
         <w:t>import time</w:t>
       </w:r>
     </w:p>
@@ -2493,7 +2563,7 @@
     </w:p>
     <w:p>
       <w:r>
-        <w:t>VIDEO_URL = "http://192.168.2.18:8080/video"</w:t>
+        <w:t>VIDEO_URL = "http://192.168.2.16:8080/video"</w:t>
       </w:r>
     </w:p>
     <w:p/>
@@ -2544,44 +2614,127 @@
     </w:p>
     <w:p>
       <w:r>
+        <w:t xml:space="preserve">    print("2. Dang khoi dong AI (Face Engine)...")</w:t>
+      </w:r>
+    </w:p>
+    <w:p>
+      <w:r>
+        <w:t xml:space="preserve">    try:</w:t>
+      </w:r>
+    </w:p>
+    <w:p>
+      <w:r>
+        <w:t xml:space="preserve">        engine = FaceEngine(video_source=VIDEO_URL)</w:t>
+      </w:r>
+    </w:p>
+    <w:p>
+      <w:r>
+        <w:t xml:space="preserve">    except Exception as e:</w:t>
+      </w:r>
+    </w:p>
+    <w:p>
+      <w:r>
+        <w:t xml:space="preserve">        print(f"Loi Camera: {e}")</w:t>
+      </w:r>
+    </w:p>
+    <w:p>
+      <w:r>
+        <w:t xml:space="preserve">        return</w:t>
+      </w:r>
+    </w:p>
+    <w:p/>
+    <w:p>
+      <w:r>
+        <w:t xml:space="preserve">    print("\n--- HE THONG SAN SANG! ---")</w:t>
+      </w:r>
+    </w:p>
+    <w:p>
+      <w:r>
+        <w:t xml:space="preserve">    print("Nhan 'Q' tren man hinh Camera de thoat.")</w:t>
+      </w:r>
+    </w:p>
+    <w:p>
+      <w:r>
+        <w:t xml:space="preserve">    </w:t>
+      </w:r>
+    </w:p>
+    <w:p>
+      <w:r>
+        <w:t xml:space="preserve">    last_command = "S"</w:t>
+      </w:r>
+    </w:p>
+    <w:p/>
+    <w:p>
+      <w:r>
         <w:lastRenderedPageBreak/>
-        <w:t xml:space="preserve">    print("2. Dang khoi dong AI (Face Engine)...")</w:t>
-      </w:r>
-    </w:p>
-    <w:p>
-      <w:r>
-        <w:t xml:space="preserve">    try:</w:t>
-      </w:r>
-    </w:p>
-    <w:p>
-      <w:r>
-        <w:t xml:space="preserve">        engine = FaceEngine(video_source=VIDEO_URL)</w:t>
-      </w:r>
-    </w:p>
-    <w:p>
-      <w:r>
-        <w:t xml:space="preserve">    except Exception as e:</w:t>
-      </w:r>
-    </w:p>
-    <w:p>
-      <w:r>
-        <w:t xml:space="preserve">        print(f"Loi Camera: {e}")</w:t>
-      </w:r>
-    </w:p>
-    <w:p>
-      <w:r>
-        <w:t xml:space="preserve">        return</w:t>
-      </w:r>
-    </w:p>
-    <w:p/>
-    <w:p>
-      <w:r>
-        <w:t xml:space="preserve">    print("\n--- HE THONG SAN SANG! ---")</w:t>
-      </w:r>
-    </w:p>
-    <w:p>
-      <w:r>
-        <w:t xml:space="preserve">    print("Nhan 'Q' tren man hinh Camera de thoat.")</w:t>
+        <w:t xml:space="preserve">    while True:</w:t>
+      </w:r>
+    </w:p>
+    <w:p>
+      <w:r>
+        <w:t xml:space="preserve">        # 1. AI suy nghĩ và ra lệnh</w:t>
+      </w:r>
+    </w:p>
+    <w:p>
+      <w:r>
+        <w:t xml:space="preserve">        frame, command = engine.process_frame()</w:t>
+      </w:r>
+    </w:p>
+    <w:p>
+      <w:r>
+        <w:t xml:space="preserve">        </w:t>
+      </w:r>
+    </w:p>
+    <w:p>
+      <w:r>
+        <w:t xml:space="preserve">        if frame is None:</w:t>
+      </w:r>
+    </w:p>
+    <w:p>
+      <w:r>
+        <w:t xml:space="preserve">            print("Mat tin hieu Camera!")</w:t>
+      </w:r>
+    </w:p>
+    <w:p>
+      <w:r>
+        <w:t xml:space="preserve">            break</w:t>
+      </w:r>
+    </w:p>
+    <w:p/>
+    <w:p>
+      <w:r>
+        <w:t xml:space="preserve">        # 2. Gửi lệnh xuống Robot (Chỉ gửi khi lệnh thay đổi để đỡ spam)</w:t>
+      </w:r>
+    </w:p>
+    <w:p>
+      <w:r>
+        <w:t xml:space="preserve">        if command != last_command:</w:t>
+      </w:r>
+    </w:p>
+    <w:p>
+      <w:r>
+        <w:t xml:space="preserve">            robot.send_command(command)</w:t>
+      </w:r>
+    </w:p>
+    <w:p>
+      <w:r>
+        <w:t xml:space="preserve">            last_command = command</w:t>
+      </w:r>
+    </w:p>
+    <w:p>
+      <w:r>
+        <w:t xml:space="preserve">            # print(f"AI Ra lenh: {command}") # Bỏ comment nếu muốn xem log</w:t>
+      </w:r>
+    </w:p>
+    <w:p/>
+    <w:p>
+      <w:r>
+        <w:t xml:space="preserve">        # 3. Hiển thị những gì Robot thấy</w:t>
+      </w:r>
+    </w:p>
+    <w:p>
+      <w:r>
+        <w:t xml:space="preserve">        # ... (đoạn trên giữ nguyên)</w:t>
       </w:r>
     </w:p>
     <w:p>
@@ -2591,23 +2744,7 @@
     </w:p>
     <w:p>
       <w:r>
-        <w:t xml:space="preserve">    last_command = "S"</w:t>
-      </w:r>
-    </w:p>
-    <w:p/>
-    <w:p>
-      <w:r>
-        <w:t xml:space="preserve">    while True:</w:t>
-      </w:r>
-    </w:p>
-    <w:p>
-      <w:r>
-        <w:t xml:space="preserve">        # 1. AI suy nghĩ và ra lệnh</w:t>
-      </w:r>
-    </w:p>
-    <w:p>
-      <w:r>
-        <w:t xml:space="preserve">        frame, command = engine.process_frame()</w:t>
+        <w:t xml:space="preserve">        cv2.imshow("ROBOT AI VISION", frame)</w:t>
       </w:r>
     </w:p>
     <w:p>
@@ -2617,12 +2754,32 @@
     </w:p>
     <w:p>
       <w:r>
-        <w:t xml:space="preserve">        if frame is None:</w:t>
-      </w:r>
-    </w:p>
-    <w:p>
-      <w:r>
-        <w:t xml:space="preserve">            print("Mat tin hieu Camera!")</w:t>
+        <w:t xml:space="preserve">        # [SỬA] Tăng thời gian chờ từ 1 lên 10ms để dễ bắt phím hơn</w:t>
+      </w:r>
+    </w:p>
+    <w:p>
+      <w:r>
+        <w:t xml:space="preserve">        key = cv2.waitKey(10) &amp; 0xFF</w:t>
+      </w:r>
+    </w:p>
+    <w:p>
+      <w:r>
+        <w:t xml:space="preserve">        </w:t>
+      </w:r>
+    </w:p>
+    <w:p>
+      <w:r>
+        <w:t xml:space="preserve">        # --- PHÍM TẮT ĐIỀU KHIỂN ---</w:t>
+      </w:r>
+    </w:p>
+    <w:p>
+      <w:r>
+        <w:t xml:space="preserve">        if key == ord('q'): # Thoát</w:t>
+      </w:r>
+    </w:p>
+    <w:p>
+      <w:r>
+        <w:t xml:space="preserve">            print("Da nhan Q -&gt; Thoat")</w:t>
       </w:r>
     </w:p>
     <w:p>
@@ -2630,41 +2787,92 @@
         <w:t xml:space="preserve">            break</w:t>
       </w:r>
     </w:p>
-    <w:p/>
-    <w:p>
-      <w:r>
-        <w:t xml:space="preserve">        # 2. Gửi lệnh xuống Robot (Chỉ gửi khi lệnh thay đổi để đỡ spam)</w:t>
-      </w:r>
-    </w:p>
-    <w:p>
-      <w:r>
-        <w:t xml:space="preserve">        if command != last_command:</w:t>
-      </w:r>
-    </w:p>
-    <w:p>
-      <w:r>
-        <w:t xml:space="preserve">            robot.send_command(command)</w:t>
-      </w:r>
-    </w:p>
-    <w:p>
-      <w:r>
-        <w:t xml:space="preserve">            last_command = command</w:t>
-      </w:r>
-    </w:p>
-    <w:p>
-      <w:r>
-        <w:t xml:space="preserve">            # print(f"AI Ra lenh: {command}") # Bỏ comment nếu muốn xem log</w:t>
-      </w:r>
-    </w:p>
-    <w:p/>
-    <w:p>
-      <w:r>
-        <w:t xml:space="preserve">        # 3. Hiển thị những gì Robot thấy</w:t>
-      </w:r>
-    </w:p>
-    <w:p>
-      <w:r>
-        <w:t xml:space="preserve">        # ... (đoạn trên giữ nguyên)</w:t>
+    <w:p>
+      <w:r>
+        <w:t xml:space="preserve">        </w:t>
+      </w:r>
+    </w:p>
+    <w:p>
+      <w:r>
+        <w:t xml:space="preserve">        elif key == ord('n'): # NEW USER</w:t>
+      </w:r>
+    </w:p>
+    <w:p>
+      <w:r>
+        <w:t xml:space="preserve">            print("\n[DA NHAN LENH N] -&gt; DANG CHUAN BI HOC...")</w:t>
+      </w:r>
+    </w:p>
+    <w:p>
+      <w:r>
+        <w:lastRenderedPageBreak/>
+        <w:t xml:space="preserve">            robot.send_command("S") # Dừng xe</w:t>
+      </w:r>
+    </w:p>
+    <w:p>
+      <w:r>
+        <w:t xml:space="preserve">            </w:t>
+      </w:r>
+    </w:p>
+    <w:p>
+      <w:r>
+        <w:t xml:space="preserve">            # Quan trọng: Đóng cửa sổ camera tạm thời để bạn tập trung vào Terminal</w:t>
+      </w:r>
+    </w:p>
+    <w:p>
+      <w:r>
+        <w:t xml:space="preserve">            cv2.destroyAllWindows()</w:t>
+      </w:r>
+    </w:p>
+    <w:p>
+      <w:r>
+        <w:t xml:space="preserve">            </w:t>
+      </w:r>
+    </w:p>
+    <w:p>
+      <w:r>
+        <w:t xml:space="preserve">            try:</w:t>
+      </w:r>
+    </w:p>
+    <w:p>
+      <w:r>
+        <w:t xml:space="preserve">                # Bây giờ mới chuyển qua cửa sổ đen để nhập số</w:t>
+      </w:r>
+    </w:p>
+    <w:p>
+      <w:r>
+        <w:t xml:space="preserve">                new_id_input = input("&gt;&gt; HAY NHAP ID MOI (So nguyen): ")</w:t>
+      </w:r>
+    </w:p>
+    <w:p>
+      <w:r>
+        <w:t xml:space="preserve">                new_id = int(new_id_input)</w:t>
+      </w:r>
+    </w:p>
+    <w:p>
+      <w:r>
+        <w:t xml:space="preserve">                engine.start_learning(new_id)</w:t>
+      </w:r>
+    </w:p>
+    <w:p>
+      <w:r>
+        <w:t xml:space="preserve">            except ValueError:</w:t>
+      </w:r>
+    </w:p>
+    <w:p>
+      <w:r>
+        <w:t xml:space="preserve">                print("Loi: Ban phai nhap so nguyen (Vi du: 2, 3)!")</w:t>
+      </w:r>
+    </w:p>
+    <w:p/>
+    <w:p/>
+    <w:p>
+      <w:r>
+        <w:t xml:space="preserve">    # --- ĐOẠN CODE DỌN DẸP MỚI (FIX LỖI ĐƠ) ---</w:t>
+      </w:r>
+    </w:p>
+    <w:p>
+      <w:r>
+        <w:t xml:space="preserve">    print("Dang tat he thong...")</w:t>
       </w:r>
     </w:p>
     <w:p>
@@ -2674,205 +2882,67 @@
     </w:p>
     <w:p>
       <w:r>
+        <w:t xml:space="preserve">    # 1. Dừng robot trước</w:t>
+      </w:r>
+    </w:p>
+    <w:p>
+      <w:r>
+        <w:t xml:space="preserve">    robot.close()</w:t>
+      </w:r>
+    </w:p>
+    <w:p>
+      <w:r>
+        <w:t xml:space="preserve">    </w:t>
+      </w:r>
+    </w:p>
+    <w:p>
+      <w:r>
+        <w:t xml:space="preserve">    # 2. Tắt Camera và AI</w:t>
+      </w:r>
+    </w:p>
+    <w:p>
+      <w:r>
+        <w:t xml:space="preserve">    engine.stop()</w:t>
+      </w:r>
+    </w:p>
+    <w:p>
+      <w:r>
+        <w:t xml:space="preserve">    </w:t>
+      </w:r>
+    </w:p>
+    <w:p>
+      <w:r>
+        <w:t xml:space="preserve">    # 3. QUAN TRỌNG: Ngủ 1 giây để Camera kịp nhả tài nguyên</w:t>
+      </w:r>
+    </w:p>
+    <w:p>
+      <w:r>
+        <w:t xml:space="preserve">    time.sleep(1.0) </w:t>
+      </w:r>
+    </w:p>
+    <w:p>
+      <w:r>
+        <w:t xml:space="preserve">    </w:t>
+      </w:r>
+    </w:p>
+    <w:p>
+      <w:r>
+        <w:t xml:space="preserve">    # 4. Giờ mới được tắt cửa sổ</w:t>
+      </w:r>
+    </w:p>
+    <w:p>
+      <w:r>
+        <w:t xml:space="preserve">    cv2.destroyAllWindows()</w:t>
+      </w:r>
+    </w:p>
+    <w:p>
+      <w:r>
+        <w:t xml:space="preserve">    </w:t>
+      </w:r>
+    </w:p>
+    <w:p>
+      <w:r>
         <w:lastRenderedPageBreak/>
-        <w:t xml:space="preserve">        cv2.imshow("ROBOT AI VISION", frame)</w:t>
-      </w:r>
-    </w:p>
-    <w:p>
-      <w:r>
-        <w:t xml:space="preserve">        </w:t>
-      </w:r>
-    </w:p>
-    <w:p>
-      <w:r>
-        <w:t xml:space="preserve">        # [SỬA] Tăng thời gian chờ từ 1 lên 10ms để dễ bắt phím hơn</w:t>
-      </w:r>
-    </w:p>
-    <w:p>
-      <w:r>
-        <w:t xml:space="preserve">        key = cv2.waitKey(10) &amp; 0xFF</w:t>
-      </w:r>
-    </w:p>
-    <w:p>
-      <w:r>
-        <w:t xml:space="preserve">        </w:t>
-      </w:r>
-    </w:p>
-    <w:p>
-      <w:r>
-        <w:t xml:space="preserve">        # --- PHÍM TẮT ĐIỀU KHIỂN ---</w:t>
-      </w:r>
-    </w:p>
-    <w:p>
-      <w:r>
-        <w:t xml:space="preserve">        if key == ord('q'): # Thoát</w:t>
-      </w:r>
-    </w:p>
-    <w:p>
-      <w:r>
-        <w:t xml:space="preserve">            print("Da nhan Q -&gt; Thoat")</w:t>
-      </w:r>
-    </w:p>
-    <w:p>
-      <w:r>
-        <w:t xml:space="preserve">            break</w:t>
-      </w:r>
-    </w:p>
-    <w:p>
-      <w:r>
-        <w:t xml:space="preserve">        </w:t>
-      </w:r>
-    </w:p>
-    <w:p>
-      <w:r>
-        <w:t xml:space="preserve">        elif key == ord('n'): # NEW USER</w:t>
-      </w:r>
-    </w:p>
-    <w:p>
-      <w:r>
-        <w:t xml:space="preserve">            print("\n[DA NHAN LENH N] -&gt; DANG CHUAN BI HOC...")</w:t>
-      </w:r>
-    </w:p>
-    <w:p>
-      <w:r>
-        <w:t xml:space="preserve">            robot.send_command("S") # Dừng xe</w:t>
-      </w:r>
-    </w:p>
-    <w:p>
-      <w:r>
-        <w:t xml:space="preserve">            </w:t>
-      </w:r>
-    </w:p>
-    <w:p>
-      <w:r>
-        <w:t xml:space="preserve">            # Quan trọng: Đóng cửa sổ camera tạm thời để bạn tập trung vào Terminal</w:t>
-      </w:r>
-    </w:p>
-    <w:p>
-      <w:r>
-        <w:t xml:space="preserve">            cv2.destroyAllWindows()</w:t>
-      </w:r>
-    </w:p>
-    <w:p>
-      <w:r>
-        <w:t xml:space="preserve">            </w:t>
-      </w:r>
-    </w:p>
-    <w:p>
-      <w:r>
-        <w:t xml:space="preserve">            try:</w:t>
-      </w:r>
-    </w:p>
-    <w:p>
-      <w:r>
-        <w:t xml:space="preserve">                # Bây giờ mới chuyển qua cửa sổ đen để nhập số</w:t>
-      </w:r>
-    </w:p>
-    <w:p>
-      <w:r>
-        <w:t xml:space="preserve">                new_id_input = input("&gt;&gt; HAY NHAP ID MOI (So nguyen): ")</w:t>
-      </w:r>
-    </w:p>
-    <w:p>
-      <w:r>
-        <w:t xml:space="preserve">                new_id = int(new_id_input)</w:t>
-      </w:r>
-    </w:p>
-    <w:p>
-      <w:r>
-        <w:t xml:space="preserve">                engine.start_learning(new_id)</w:t>
-      </w:r>
-    </w:p>
-    <w:p>
-      <w:r>
-        <w:t xml:space="preserve">            except ValueError:</w:t>
-      </w:r>
-    </w:p>
-    <w:p>
-      <w:r>
-        <w:t xml:space="preserve">                print("Loi: Ban phai nhap so nguyen (Vi du: 2, 3)!")</w:t>
-      </w:r>
-    </w:p>
-    <w:p/>
-    <w:p/>
-    <w:p>
-      <w:r>
-        <w:t xml:space="preserve">    # --- ĐOẠN CODE DỌN DẸP MỚI (FIX LỖI ĐƠ) ---</w:t>
-      </w:r>
-    </w:p>
-    <w:p>
-      <w:r>
-        <w:t xml:space="preserve">    print("Dang tat he thong...")</w:t>
-      </w:r>
-    </w:p>
-    <w:p>
-      <w:r>
-        <w:t xml:space="preserve">    </w:t>
-      </w:r>
-    </w:p>
-    <w:p>
-      <w:r>
-        <w:lastRenderedPageBreak/>
-        <w:t xml:space="preserve">    # 1. Dừng robot trước</w:t>
-      </w:r>
-    </w:p>
-    <w:p>
-      <w:r>
-        <w:t xml:space="preserve">    robot.close()</w:t>
-      </w:r>
-    </w:p>
-    <w:p>
-      <w:r>
-        <w:t xml:space="preserve">    </w:t>
-      </w:r>
-    </w:p>
-    <w:p>
-      <w:r>
-        <w:t xml:space="preserve">    # 2. Tắt Camera và AI</w:t>
-      </w:r>
-    </w:p>
-    <w:p>
-      <w:r>
-        <w:t xml:space="preserve">    engine.stop()</w:t>
-      </w:r>
-    </w:p>
-    <w:p>
-      <w:r>
-        <w:t xml:space="preserve">    </w:t>
-      </w:r>
-    </w:p>
-    <w:p>
-      <w:r>
-        <w:t xml:space="preserve">    # 3. QUAN TRỌNG: Ngủ 1 giây để Camera kịp nhả tài nguyên</w:t>
-      </w:r>
-    </w:p>
-    <w:p>
-      <w:r>
-        <w:t xml:space="preserve">    time.sleep(1.0) </w:t>
-      </w:r>
-    </w:p>
-    <w:p>
-      <w:r>
-        <w:t xml:space="preserve">    </w:t>
-      </w:r>
-    </w:p>
-    <w:p>
-      <w:r>
-        <w:t xml:space="preserve">    # 4. Giờ mới được tắt cửa sổ</w:t>
-      </w:r>
-    </w:p>
-    <w:p>
-      <w:r>
-        <w:t xml:space="preserve">    cv2.destroyAllWindows()</w:t>
-      </w:r>
-    </w:p>
-    <w:p>
-      <w:r>
-        <w:t xml:space="preserve">    </w:t>
-      </w:r>
-    </w:p>
-    <w:p>
-      <w:r>
         <w:t xml:space="preserve">    # 5. Mẹo nhỏ: Gọi waitKey thêm vài lần để xả hết bộ nhớ đệm đồ họa</w:t>
       </w:r>
     </w:p>
